--- a/templates/shikoyat-iqtisodiy-kassatsiya.uz_latin.docx
+++ b/templates/shikoyat-iqtisodiy-kassatsiya.uz_latin.docx
@@ -4,7 +4,7 @@
   <w:body>
     <w:p>
       <w:pPr>
-        <w:spacing w:after="80"/>
+        <w:spacing w:after="0"/>
         <w:ind w:left="5400"/>
         <w:jc w:val="left"/>
       </w:pPr>
@@ -18,7 +18,26 @@
           <w:sz w:val="24"/>
           <w:szCs w:val="24"/>
         </w:rPr>
-        <w:t xml:space="preserve">{{district_court_name}}ga</w:t>
+        <w:t xml:space="preserve">{{court_name}} viloyat sudining iqtisodiy ishlar bo‘yicha</w:t>
+      </w:r>
+    </w:p>
+    <w:p>
+      <w:pPr>
+        <w:spacing w:after="80"/>
+        <w:ind w:left="5400"/>
+        <w:jc w:val="left"/>
+      </w:pPr>
+      <w:r>
+        <w:rPr>
+          <w:rFonts w:ascii="Times New Roman" w:cs="Times New Roman" w:eastAsia="Times New Roman" w:hAnsi="Times New Roman"/>
+          <w:b/>
+          <w:bCs/>
+          <w:i/>
+          <w:iCs/>
+          <w:sz w:val="24"/>
+          <w:szCs w:val="24"/>
+        </w:rPr>
+        <w:t xml:space="preserve">kassasiya instansiyasiga</w:t>
       </w:r>
     </w:p>
     <w:p>
